--- a/output/docx/en/BUFRCREX_TableB_en_15.docx
+++ b/output/docx/en/BUFRCREX_TableB_en_15.docx
@@ -825,7 +825,7 @@
                 <w:b w:val="0"/>
                 <w:sz w:val="16"/>
               </w:rPr>
-              <w:t>Note 1: 3 04 035 is deprecated.</w:t>
+              <w:t>Note B1: 0 15 003 is the partial pressure of ozone, measured at the pressure level identified by 0 07 004.</w:t>
             </w:r>
           </w:p>
         </w:tc>
@@ -1018,7 +1018,7 @@
                 <w:b w:val="0"/>
                 <w:sz w:val="16"/>
               </w:rPr>
-              <w:t>Note 2: 3 07 082 is deprecated.</w:t>
+              <w:t>Note B2: 0 15 004 (CF) is defined as: CF = TOI/TOS where TOI is the integrated ozone value obtained "simultaneously to a sounding" from a Dobson or Brewer spectrophotometer at the site or "nearby"and TOS is the total ozone obtained from the sounding. TOS is the sum of the integrated ozone below the lowest pressure level reached by the sounding and the estimate of the amount above. In the absence of any spectrophotometer measurement, CF = Missing value.</w:t>
             </w:r>
           </w:p>
         </w:tc>
@@ -1211,7 +1211,7 @@
                 <w:b w:val="0"/>
                 <w:sz w:val="16"/>
               </w:rPr>
-              <w:t>Note 3: 3 10 027 is deprecated.</w:t>
+              <w:t>Note B3: 0 15 005 is the value obtained as the result of the vertical integration of the sounding values (0 15 003) measured below the lowest pressure level reached by the sonde, multiplied by 0 15 004.</w:t>
             </w:r>
           </w:p>
         </w:tc>
@@ -4646,7 +4646,7 @@
                 <w:b w:val="0"/>
                 <w:sz w:val="16"/>
               </w:rPr>
-              <w:t>Note 79: It is recommended to use 3 15 023 instead of 3 15 013.</w:t>
+              <w:t>Note B79: For this descriptor, numbers less than -1 indicate a predominance of scattering aerosols, increasing in concentration as the number becomes more negative.Numbers greater than +1 indicate a predominance of absorptive aerosols, increasing in concentration as the number becomes more positive. Numbers between -1 and +1 indicate clouds or noise.</w:t>
             </w:r>
           </w:p>
         </w:tc>
@@ -5799,7 +5799,7 @@
                 <w:b w:val="0"/>
                 <w:sz w:val="16"/>
               </w:rPr>
-              <w:t>Note 142: The refractivity, N, is related to the refractive index, n, by the formula N = 106 (n - 1). N is therefore dimensionless but values computed by the formula are by convention described as being in "N units".</w:t>
+              <w:t>Note B142: The refractivity, N, is related to the refractive index, n, by the formula N = 106 (n - 1). N is therefore dimensionless but values computed by the formula are by convention described as being in "N units".</w:t>
             </w:r>
           </w:p>
         </w:tc>
@@ -6184,7 +6184,7 @@
                 <w:b w:val="0"/>
                 <w:sz w:val="16"/>
               </w:rPr>
-              <w:t>Note 4: Additional descriptors are required to reduce the workload with respect to the station database, e.g. for identification of the federal state and identification of the highway.</w:t>
+              <w:t>Note B4: 0 15 038 is the delay of an electromagnetic wave in the neutral atmosphere as compared to undisturbed propagation in vacuum. The delay due to ionized gases in the ionosphere is not covered, hence "neutral atmosphere". The delay in meters is the time delay multiplied by the vacuum speed of light.</w:t>
             </w:r>
           </w:p>
         </w:tc>
@@ -6569,7 +6569,7 @@
                 <w:b w:val="0"/>
                 <w:sz w:val="16"/>
               </w:rPr>
-              <w:t>Note 78: Within RA IV, the maximum temperature at 1200 UTC is reported for the previous calendar day (i.e. the ending time of the period is not equal to the nominal time of the report). To construct the required time range, descriptor 0 04 024 has to be included two times. If the period ends at the nominal time of the report, value of the second 0 04 024 shall be set to 0</w:t>
+              <w:t>Note B78: For this descriptor, numbers greater than +6 indicate sulphur dioxide contamination, increasing in intensity as the number becomes more positive. The number is computed from a measurement in Dobson Units, but for a specific temperature and assumed concentration profile that may not be close to the true state of the atmosphere. Because of these deficiencies, it is reported as a numeric index.</w:t>
             </w:r>
           </w:p>
         </w:tc>
@@ -7338,7 +7338,7 @@
                 <w:b w:val="0"/>
                 <w:sz w:val="16"/>
               </w:rPr>
-              <w:t>Note 77: Within RA III, the maximum daytime temperature and the minimum night-time temperature is reported (i.e. the ending time of the period may not be equal to the nominal time of the report). To construct the required time range, descriptor 0 04 024 has to be included two times. If the period ends at the nominal time of the report,value of the second 0 04 024 shall be set to 0.</w:t>
+              <w:t>Note B77: For this descriptor, negative values indicate noise, poor calibration or presence of absorbing aerosols. Preserving these values allows for better subsequent estimates of calibration bias.</w:t>
             </w:r>
           </w:p>
         </w:tc>
@@ -7531,7 +7531,7 @@
                 <w:b w:val="0"/>
                 <w:sz w:val="16"/>
               </w:rPr>
-              <w:t>Note 80: For a discussion of 'Forecast indices from ground-based microwave radiometers for operational meteorology' see: https://doi.org/10.5194/amt-8-315-2015.</w:t>
+              <w:t>Note B80: For this descriptor, the units represent the climatological standard deviation of the tropospheric ozone value for a given latitude. For example, a value of 5.0 indicatesa profile with a tropospheric ozone value 5.0 standard deviations larger than the climatological average.</w:t>
             </w:r>
           </w:p>
         </w:tc>
@@ -12546,7 +12546,7 @@
                 <w:b w:val="0"/>
                 <w:sz w:val="16"/>
               </w:rPr>
-              <w:t>Note 5: As supplied by originating sub-centre ARINC, this value is a pseudo-value rather than the actual value. The Relationship between this pseudo-value and the true value is known only by ARINC.</w:t>
+              <w:t>Note B5: 0 15 079 is the hypothetical path delay with the transmitter, e.g. GNSS satellite, in the zenith of the receiver.</w:t>
             </w:r>
           </w:p>
         </w:tc>
@@ -12931,7 +12931,7 @@
                 <w:b w:val="0"/>
                 <w:sz w:val="16"/>
               </w:rPr>
-              <w:t>Note 6: Code table values: FRQ = code figure 8 (8 oktas) OCNL EMBD = code figure 6 (6 oktas) ISOL = code figure 2 (2 oktas) when the cloud = Cb.</w:t>
+              <w:t>Note B6: 0 15 081 is the contribution of atmospheric water vapour to the path delay.</w:t>
             </w:r>
           </w:p>
         </w:tc>
@@ -13140,7 +13140,7 @@
                 <w:b w:val="0"/>
                 <w:sz w:val="16"/>
               </w:rPr>
-              <w:t>Note 16: Each BUFR message may contain data for a number of locations; the BUFR compression technique involves negligible overheads for data items that are invariant.</w:t>
+              <w:t>Note B16: 0 15 082 is the amount of atmospheric water vapour integrated along the signal path.</w:t>
             </w:r>
           </w:p>
         </w:tc>
@@ -13333,7 +13333,7 @@
                 <w:b w:val="0"/>
                 <w:sz w:val="16"/>
               </w:rPr>
-              <w:t>Note 7: Compound BUFR messages may be described within the data description section, if required (e.g. 3 01 041, 3 04 001, 3 04 002, 3 04 003, 3 04 004, 3 04 005, 3 04 006).</w:t>
+              <w:t>Note B7: 0 15 083 is the gradient (east-west or north-south) of the neutral atmosphere estimated by the GNSS processing.</w:t>
             </w:r>
           </w:p>
         </w:tc>
@@ -13526,7 +13526,7 @@
                 <w:b w:val="0"/>
                 <w:sz w:val="16"/>
               </w:rPr>
-              <w:t>Note 17: Each position of road sensors includes the measurements of: - Road surface temperature - Road subsurface temperatures - Water film thickness - Road surface condition</w:t>
+              <w:t>Note B17: 0 15 084 Non-modelled contribution to the path delay estimated by the least squares adjustment of GNSS path delays.</w:t>
             </w:r>
           </w:p>
         </w:tc>
@@ -13719,7 +13719,7 @@
                 <w:b w:val="0"/>
                 <w:sz w:val="16"/>
               </w:rPr>
-              <w:t>Note 8: Data represented by this sequence should be sorted in descending order with respect to pressure.</w:t>
+              <w:t>Note B8: 0 15 085 is the excess delay due to multi-path effects which needs to be removed from the estimated path delay.</w:t>
             </w:r>
           </w:p>
         </w:tc>
@@ -13912,7 +13912,7 @@
                 <w:b w:val="0"/>
                 <w:sz w:val="16"/>
               </w:rPr>
-              <w:t>Note 22: Full directional spectra (Ib = 1 in WAVEOB with more than one direction per wave number band). The replication count is the number of directions per wave number band that should normally cover the full circle.</w:t>
+              <w:t>Note B22: A mapping function is an empirical projection of the zenith delay onto the path delay: Path delay = mapping function * zenith delay. It is a dimensionless real number greater than or equal to one. Different mapping functions are used for the wet and hydrostatic contributions to the delay and for the GNSS gradients.</w:t>
             </w:r>
           </w:p>
         </w:tc>
@@ -14105,7 +14105,7 @@
                 <w:b w:val="0"/>
                 <w:sz w:val="16"/>
               </w:rPr>
-              <w:t>Note 22: Full directional spectra (Ib = 1 in WAVEOB with more than one direction per wave number band). The replication count is the number of directions per wave number band that should normally cover the full circle.</w:t>
+              <w:t>Note B22: A mapping function is an empirical projection of the zenith delay onto the path delay: Path delay = mapping function * zenith delay. It is a dimensionless real number greater than or equal to one. Different mapping functions are used for the wet and hydrostatic contributions to the delay and for the GNSS gradients.</w:t>
             </w:r>
           </w:p>
         </w:tc>
@@ -14298,7 +14298,7 @@
                 <w:b w:val="0"/>
                 <w:sz w:val="16"/>
               </w:rPr>
-              <w:t>Note 22: Full directional spectra (Ib = 1 in WAVEOB with more than one direction per wave number band). The replication count is the number of directions per wave number band that should normally cover the full circle.</w:t>
+              <w:t>Note B22: A mapping function is an empirical projection of the zenith delay onto the path delay: Path delay = mapping function * zenith delay. It is a dimensionless real number greater than or equal to one. Different mapping functions are used for the wet and hydrostatic contributions to the delay and for the GNSS gradients.</w:t>
             </w:r>
           </w:p>
         </w:tc>
@@ -14491,7 +14491,7 @@
                 <w:b w:val="0"/>
                 <w:sz w:val="16"/>
               </w:rPr>
-              <w:t>Note 18: No operator descriptors are reserved for local use.</w:t>
+              <w:t>Note B18: 0 15 089 is the contribution of the (almost) dry atmosphere to the zenith path delay as expressed by the hydrostatic equation.</w:t>
             </w:r>
           </w:p>
         </w:tc>
@@ -14684,7 +14684,7 @@
                 <w:b w:val="0"/>
                 <w:sz w:val="16"/>
               </w:rPr>
-              <w:t>Note 19: An event, as defined for use with operators 2 41 000 and 2 42 000, is a set of one or more circumstances described using appropriate Table B descriptors along with their corresponding data values. The grouping of such descriptors together as a single "event" allows them to be collectively assigned as the target of a separate descriptor such as 0 33 045 or 0 33 046. When defining a circumstance within an event, descriptor 0 33 042 may be employed preceding the appropriate Table B descriptor in order to indicate that the corresponding value is actually a bound for a range of values.</w:t>
+              <w:t>Note B19: 0 15 090 is the zenith path delay due to the neutral hydrostatic atmosphere mapped onto the signal path.</w:t>
             </w:r>
           </w:p>
         </w:tc>
